--- a/_output/ms_supp.docx
+++ b/_output/ms_supp.docx
@@ -7,14 +7,6 @@
         <w:pStyle w:val="Title"/>
       </w:pPr>
       <w:r>
-        <w:t xml:space="preserve">Supplementary Information</w:t>
-      </w:r>
-    </w:p>
-    <w:p>
-      <w:pPr>
-        <w:pStyle w:val="Subtitle"/>
-      </w:pPr>
-      <w:r>
         <w:t xml:space="preserve">A flexible modelling framework for estimating thermal sensitivity across life</w:t>
       </w:r>
     </w:p>
@@ -28,15 +20,117 @@
     </w:p>
     <w:p>
       <w:pPr>
-        <w:pStyle w:val="AbstractTitle"/>
+        <w:pStyle w:val="Abstract"/>
       </w:pPr>
-      <w:r>
-        <w:t xml:space="preserve">Abstract</w:t>
-      </w:r>
     </w:p>
     <w:p>
       <w:pPr>
-        <w:pStyle w:val="Abstract"/>
+        <w:pStyle w:val="FirstParagraph"/>
+      </w:pPr>
+      <w:r>
+        <w:rPr>
+          <w:b/>
+          <w:bCs/>
+        </w:rPr>
+        <w:t xml:space="preserve">Daniel W.A. Noble</w:t>
+      </w:r>
+      <w:r>
+        <w:rPr>
+          <w:vertAlign w:val="superscript"/>
+        </w:rPr>
+        <w:t xml:space="preserve">1,*</w:t>
+      </w:r>
+      <w:r>
+        <w:t xml:space="preserve">,</w:t>
+      </w:r>
+      <w:r>
+        <w:t xml:space="preserve"> </w:t>
+      </w:r>
+      <w:r>
+        <w:rPr>
+          <w:b/>
+          <w:bCs/>
+        </w:rPr>
+        <w:t xml:space="preserve">Pieter A. Arnold</w:t>
+      </w:r>
+      <w:r>
+        <w:rPr>
+          <w:vertAlign w:val="superscript"/>
+        </w:rPr>
+        <w:t xml:space="preserve">1</w:t>
+      </w:r>
+      <w:r>
+        <w:t xml:space="preserve">,</w:t>
+      </w:r>
+      <w:r>
+        <w:t xml:space="preserve"> </w:t>
+      </w:r>
+      <w:r>
+        <w:rPr>
+          <w:b/>
+          <w:bCs/>
+        </w:rPr>
+        <w:t xml:space="preserve">Patrice Pottier</w:t>
+      </w:r>
+      <w:r>
+        <w:rPr>
+          <w:vertAlign w:val="superscript"/>
+        </w:rPr>
+        <w:t xml:space="preserve">2</w:t>
+      </w:r>
+    </w:p>
+    <w:p>
+      <w:pPr>
+        <w:pStyle w:val="BodyText"/>
+      </w:pPr>
+      <w:r>
+        <w:rPr>
+          <w:vertAlign w:val="superscript"/>
+        </w:rPr>
+        <w:t xml:space="preserve">1</w:t>
+      </w:r>
+      <w:r>
+        <w:t xml:space="preserve">Division of Ecology and Evolution, Research School of Biology, Australian National University, Canberra, Australia.</w:t>
+      </w:r>
+      <w:r>
+        <w:t xml:space="preserve"> </w:t>
+      </w:r>
+      <w:r>
+        <w:rPr>
+          <w:vertAlign w:val="superscript"/>
+        </w:rPr>
+        <w:t xml:space="preserve">2</w:t>
+      </w:r>
+      <w:r>
+        <w:t xml:space="preserve">Department of Biological and Environmental Sciences, University of Gothenburg, Gothenburg, Sweden.</w:t>
+      </w:r>
+      <w:r>
+        <w:t xml:space="preserve"> </w:t>
+      </w:r>
+      <w:r>
+        <w:rPr>
+          <w:vertAlign w:val="superscript"/>
+        </w:rPr>
+        <w:t xml:space="preserve">*</w:t>
+      </w:r>
+      <w:r>
+        <w:t xml:space="preserve">Corresponding author: daniel.noble@anu.edu.au</w:t>
+      </w:r>
+    </w:p>
+    <w:p>
+      <w:pPr>
+        <w:pStyle w:val="BodyText"/>
+      </w:pPr>
+      <w:r>
+        <w:rPr>
+          <w:b/>
+          <w:bCs/>
+        </w:rPr>
+        <w:t xml:space="preserve">Abstract</w:t>
+      </w:r>
+    </w:p>
+    <w:p>
+      <w:pPr>
         <w:numPr>
           <w:ilvl w:val="0"/>
           <w:numId w:val="1001"/>
@@ -81,7 +175,6 @@
     </w:p>
     <w:p>
       <w:pPr>
-        <w:pStyle w:val="Abstract"/>
         <w:numPr>
           <w:ilvl w:val="0"/>
           <w:numId w:val="1001"/>
@@ -142,7 +235,6 @@
     </w:p>
     <w:p>
       <w:pPr>
-        <w:pStyle w:val="Abstract"/>
         <w:numPr>
           <w:ilvl w:val="0"/>
           <w:numId w:val="1001"/>
@@ -164,14 +256,31 @@
     </w:p>
     <w:p>
       <w:pPr>
-        <w:pStyle w:val="Abstract"/>
         <w:numPr>
           <w:ilvl w:val="0"/>
           <w:numId w:val="1001"/>
         </w:numPr>
       </w:pPr>
       <w:r>
-        <w:t xml:space="preserve">We show that the classical and Bayesian frameworks are equivalent, but that the hierarchical 4PL delivers properly propagated uncertainty, can account for complex hierarchical data (i.e., random effects), can accommodate censoring and overdispersion, , and unlocks outputs the two-step pipeline cannot provide (full survival surface, arbitrary mortality percentiles, decomposable between-group contrasts, dynamic-regime predictions). We provide reusable R helpers and recommend the hierarchical 4PL as the default analysis for new TDT data.</w:t>
+        <w:t xml:space="preserve">We show that the classical and Bayesian frameworks are equivalent, but that the hierarchical 4PL delivers properly propagated uncertainty, can account for complex hierarchical data (i.e., random effects), can accommodate censoring and overdispersion, and unlocks outputs the two-step pipeline cannot provide (full survival surface, arbitrary mortality percentiles, decomposable between-group contrasts, dynamic-regime predictions). We provide reusable R helpers and recommend the hierarchical 4PL as the default analysis for new TDT data.</w:t>
+      </w:r>
+    </w:p>
+    <w:p>
+      <w:pPr>
+        <w:pStyle w:val="FirstParagraph"/>
+      </w:pPr>
+      <w:r>
+        <w:rPr>
+          <w:b/>
+          <w:bCs/>
+        </w:rPr>
+        <w:t xml:space="preserve">Keywords:</w:t>
+      </w:r>
+      <w:r>
+        <w:t xml:space="preserve"> </w:t>
+      </w:r>
+      <w:r>
+        <w:t xml:space="preserve">thermal death time; tolerance landscape; hierarchical Bayesian model; 4-parameter logistic; heat injury; CTmax; ectotherm</w:t>
       </w:r>
     </w:p>
     <w:bookmarkStart w:id="20" w:name="introduction"/>
@@ -10261,7 +10370,7 @@
       </w:r>
     </w:p>
     <w:bookmarkEnd w:id="58"/>
-    <w:bookmarkStart w:id="131" w:name="references"/>
+    <w:bookmarkStart w:id="242" w:name="references"/>
     <w:p>
       <w:pPr>
         <w:pStyle w:val="Heading1"/>
@@ -11919,8 +12028,101 @@
         <w:br w:type="page"/>
       </w:r>
     </w:p>
-    <w:bookmarkEnd w:id="131"/>
-    <w:bookmarkStart w:id="203" w:name="a-tutorial-with-simulations"/>
+    <w:p>
+      <w:pPr>
+        <w:pStyle w:val="BodyText"/>
+      </w:pPr>
+      <w:r>
+        <w:rPr>
+          <w:b/>
+          <w:bCs/>
+        </w:rPr>
+        <w:t xml:space="preserve">Daniel W.A. Noble</w:t>
+      </w:r>
+      <w:r>
+        <w:rPr>
+          <w:vertAlign w:val="superscript"/>
+        </w:rPr>
+        <w:t xml:space="preserve">1,*</w:t>
+      </w:r>
+      <w:r>
+        <w:t xml:space="preserve">,</w:t>
+      </w:r>
+      <w:r>
+        <w:t xml:space="preserve"> </w:t>
+      </w:r>
+      <w:r>
+        <w:rPr>
+          <w:b/>
+          <w:bCs/>
+        </w:rPr>
+        <w:t xml:space="preserve">Pieter A. Arnold</w:t>
+      </w:r>
+      <w:r>
+        <w:rPr>
+          <w:vertAlign w:val="superscript"/>
+        </w:rPr>
+        <w:t xml:space="preserve">1</w:t>
+      </w:r>
+      <w:r>
+        <w:t xml:space="preserve">,</w:t>
+      </w:r>
+      <w:r>
+        <w:t xml:space="preserve"> </w:t>
+      </w:r>
+      <w:r>
+        <w:rPr>
+          <w:b/>
+          <w:bCs/>
+        </w:rPr>
+        <w:t xml:space="preserve">Patrice Pottier</w:t>
+      </w:r>
+      <w:r>
+        <w:rPr>
+          <w:vertAlign w:val="superscript"/>
+        </w:rPr>
+        <w:t xml:space="preserve">2</w:t>
+      </w:r>
+    </w:p>
+    <w:p>
+      <w:pPr>
+        <w:pStyle w:val="BodyText"/>
+      </w:pPr>
+      <w:r>
+        <w:rPr>
+          <w:vertAlign w:val="superscript"/>
+        </w:rPr>
+        <w:t xml:space="preserve">1</w:t>
+      </w:r>
+      <w:r>
+        <w:t xml:space="preserve">Division of Ecology and Evolution, Research School of Biology, Australian National University, Canberra, Australia.</w:t>
+      </w:r>
+      <w:r>
+        <w:t xml:space="preserve"> </w:t>
+      </w:r>
+      <w:r>
+        <w:rPr>
+          <w:vertAlign w:val="superscript"/>
+        </w:rPr>
+        <w:t xml:space="preserve">2</w:t>
+      </w:r>
+      <w:r>
+        <w:t xml:space="preserve">Department of Biological and Environmental Sciences, University of Gothenburg, Gothenburg, Sweden.</w:t>
+      </w:r>
+      <w:r>
+        <w:t xml:space="preserve"> </w:t>
+      </w:r>
+      <w:r>
+        <w:rPr>
+          <w:vertAlign w:val="superscript"/>
+        </w:rPr>
+        <w:t xml:space="preserve">*</w:t>
+      </w:r>
+      <w:r>
+        <w:t xml:space="preserve">Corresponding author: daniel.noble@anu.edu.au</w:t>
+      </w:r>
+    </w:p>
+    <w:bookmarkStart w:id="202" w:name="a-tutorial-with-simulations"/>
     <w:p>
       <w:pPr>
         <w:pStyle w:val="Heading1"/>
@@ -11999,7 +12201,7 @@
         <w:t xml:space="preserve">from the single joint model, yet provide substantial downstream benefits in terms of propagating uncertainty and giving more flexibility. We then complement the simulation with a few case studies which walk through real data that is presented within the main manuscript in other sections.</w:t>
       </w:r>
     </w:p>
-    <w:bookmarkStart w:id="140" w:name="simulating-data"/>
+    <w:bookmarkStart w:id="139" w:name="simulating-data"/>
     <w:p>
       <w:pPr>
         <w:pStyle w:val="Heading3"/>
@@ -12018,7 +12220,7 @@
         <w:t xml:space="preserve">Simulating Data</w:t>
       </w:r>
     </w:p>
-    <w:bookmarkStart w:id="132" w:name="sec-sim-step1"/>
+    <w:bookmarkStart w:id="131" w:name="sec-sim-step1"/>
     <w:p>
       <w:pPr>
         <w:pStyle w:val="Heading4"/>
@@ -13219,8 +13421,8 @@
         <w:t xml:space="preserve">m_beta1</w:t>
       </w:r>
     </w:p>
-    <w:bookmarkEnd w:id="132"/>
-    <w:bookmarkStart w:id="133" w:name="sec-sim-step2"/>
+    <w:bookmarkEnd w:id="131"/>
+    <w:bookmarkStart w:id="132" w:name="sec-sim-step2"/>
     <w:p>
       <w:pPr>
         <w:pStyle w:val="Heading4"/>
@@ -14046,8 +14248,8 @@
         <w:t xml:space="preserve">  )</w:t>
       </w:r>
     </w:p>
-    <w:bookmarkEnd w:id="133"/>
-    <w:bookmarkStart w:id="138" w:name="sec-sim-step3"/>
+    <w:bookmarkEnd w:id="132"/>
+    <w:bookmarkStart w:id="137" w:name="sec-sim-step3"/>
     <w:p>
       <w:pPr>
         <w:pStyle w:val="Heading4"/>
@@ -14130,7 +14332,7 @@
       <w:tr>
         <w:tc>
           <w:tcPr/>
-          <w:bookmarkStart w:id="137" w:name="fig-true-surface"/>
+          <w:bookmarkStart w:id="136" w:name="fig-true-surface"/>
           <w:p>
             <w:pPr>
               <w:jc w:val="center"/>
@@ -14140,18 +14342,18 @@
                 <wp:inline>
                   <wp:extent cx="5943600" cy="3396342"/>
                   <wp:effectExtent b="0" l="0" r="0" t="0"/>
-                  <wp:docPr descr="" title="" id="135" name="Picture"/>
+                  <wp:docPr descr="" title="" id="134" name="Picture"/>
                   <a:graphic>
                     <a:graphicData uri="http://schemas.openxmlformats.org/drawingml/2006/picture">
                       <pic:pic>
                         <pic:nvPicPr>
-                          <pic:cNvPr descr="ms_supp_files/figure-docx/plot-true-surface-1.png" id="136" name="Picture"/>
+                          <pic:cNvPr descr="ms_supp_files/figure-docx/plot-true-surface-1.png" id="135" name="Picture"/>
                           <pic:cNvPicPr>
                             <a:picLocks noChangeArrowheads="1" noChangeAspect="1"/>
                           </pic:cNvPicPr>
                         </pic:nvPicPr>
                         <pic:blipFill>
-                          <a:blip r:embed="rId134"/>
+                          <a:blip r:embed="rId133"/>
                           <a:stretch>
                             <a:fillRect/>
                           </a:stretch>
@@ -14191,7 +14393,7 @@
               <w:t xml:space="preserve">Figure 1: The known 4PL dose-response surface used to generate the simulated data, evaluated on a dense time grid at each of the five assay temperatures. The horizontal line marks 50% survival; where each curve crosses it gives the true LT50 at that temperature.</w:t>
             </w:r>
           </w:p>
-          <w:bookmarkEnd w:id="137"/>
+          <w:bookmarkEnd w:id="136"/>
         </w:tc>
       </w:tr>
     </w:tbl>
@@ -14226,8 +14428,8 @@
         <w:t xml:space="preserve">encodes.</w:t>
       </w:r>
     </w:p>
-    <w:bookmarkEnd w:id="138"/>
-    <w:bookmarkStart w:id="139" w:name="sec-sim-step4"/>
+    <w:bookmarkEnd w:id="137"/>
+    <w:bookmarkStart w:id="138" w:name="sec-sim-step4"/>
     <w:p>
       <w:pPr>
         <w:pStyle w:val="Heading4"/>
@@ -14779,9 +14981,9 @@
         <w:t xml:space="preserve">  )</w:t>
       </w:r>
     </w:p>
+    <w:bookmarkEnd w:id="138"/>
     <w:bookmarkEnd w:id="139"/>
-    <w:bookmarkEnd w:id="140"/>
-    <w:bookmarkStart w:id="151" w:name="sec-twostage"/>
+    <w:bookmarkStart w:id="150" w:name="sec-twostage"/>
     <w:p>
       <w:pPr>
         <w:pStyle w:val="Heading3"/>
@@ -15142,7 +15344,7 @@
         <w:t xml:space="preserve">from the fitted line.</w:t>
       </w:r>
     </w:p>
-    <w:bookmarkStart w:id="142" w:name="sec-twostage-step1"/>
+    <w:bookmarkStart w:id="141" w:name="sec-twostage-step1"/>
     <w:p>
       <w:pPr>
         <w:pStyle w:val="Heading4"/>
@@ -15735,7 +15937,7 @@
       <w:tr>
         <w:tc>
           <w:tcPr/>
-          <w:bookmarkStart w:id="141" w:name="tbl-stage1-lt50"/>
+          <w:bookmarkStart w:id="140" w:name="tbl-stage1-lt50"/>
           <w:p>
             <w:pPr>
               <w:jc w:val="center"/>
@@ -16132,7 +16334,7 @@
               </w:tc>
             </w:tr>
           </w:tbl>
-          <w:bookmarkEnd w:id="141"/>
+          <w:bookmarkEnd w:id="140"/>
           <w:p/>
         </w:tc>
       </w:tr>
@@ -16145,8 +16347,8 @@
         <w:t xml:space="preserve">With the simulation’s true asymptotes near 0 and 1, the 2PL’s forced-asymptote constraint introduces negligible bias here, so each Stage-1 estimate sits close to the simulation truth.</w:t>
       </w:r>
     </w:p>
-    <w:bookmarkEnd w:id="142"/>
-    <w:bookmarkStart w:id="150" w:name="sec-twostage-step2"/>
+    <w:bookmarkEnd w:id="141"/>
+    <w:bookmarkStart w:id="149" w:name="sec-twostage-step2"/>
     <w:p>
       <w:pPr>
         <w:pStyle w:val="Heading4"/>
@@ -17061,7 +17263,7 @@
       <w:tr>
         <w:tc>
           <w:tcPr/>
-          <w:bookmarkStart w:id="146" w:name="fig-stage2-regression"/>
+          <w:bookmarkStart w:id="145" w:name="fig-stage2-regression"/>
           <w:p>
             <w:pPr>
               <w:jc w:val="center"/>
@@ -17071,18 +17273,18 @@
                 <wp:inline>
                   <wp:extent cx="5943600" cy="3820885"/>
                   <wp:effectExtent b="0" l="0" r="0" t="0"/>
-                  <wp:docPr descr="" title="" id="144" name="Picture"/>
+                  <wp:docPr descr="" title="" id="143" name="Picture"/>
                   <a:graphic>
                     <a:graphicData uri="http://schemas.openxmlformats.org/drawingml/2006/picture">
                       <pic:pic>
                         <pic:nvPicPr>
-                          <pic:cNvPr descr="ms_supp_files/figure-docx/plot-stage2-regression-1.png" id="145" name="Picture"/>
+                          <pic:cNvPr descr="ms_supp_files/figure-docx/plot-stage2-regression-1.png" id="144" name="Picture"/>
                           <pic:cNvPicPr>
                             <a:picLocks noChangeArrowheads="1" noChangeAspect="1"/>
                           </pic:cNvPicPr>
                         </pic:nvPicPr>
                         <pic:blipFill>
-                          <a:blip r:embed="rId143"/>
+                          <a:blip r:embed="rId142"/>
                           <a:stretch>
                             <a:fillRect/>
                           </a:stretch>
@@ -17295,7 +17497,7 @@
               <w:t xml:space="preserve">visually.</w:t>
             </w:r>
           </w:p>
-          <w:bookmarkEnd w:id="146"/>
+          <w:bookmarkEnd w:id="145"/>
         </w:tc>
       </w:tr>
     </w:tbl>
@@ -17434,18 +17636,18 @@
                 <wp:inline>
                   <wp:extent cx="152400" cy="152400"/>
                   <wp:effectExtent b="0" l="0" r="0" t="0"/>
-                  <wp:docPr descr="" title="" id="148" name="Picture"/>
+                  <wp:docPr descr="" title="" id="147" name="Picture"/>
                   <a:graphic>
                     <a:graphicData uri="http://schemas.openxmlformats.org/drawingml/2006/picture">
                       <pic:pic>
                         <pic:nvPicPr>
-                          <pic:cNvPr descr="/Applications/quarto/share/formats/docx/important.png" id="149" name="Picture"/>
+                          <pic:cNvPr descr="/Applications/quarto/share/formats/docx/important.png" id="148" name="Picture"/>
                           <pic:cNvPicPr>
                             <a:picLocks noChangeArrowheads="1" noChangeAspect="1"/>
                           </pic:cNvPicPr>
                         </pic:nvPicPr>
                         <pic:blipFill>
-                          <a:blip r:embed="rId147"/>
+                          <a:blip r:embed="rId146"/>
                           <a:stretch>
                             <a:fillRect/>
                           </a:stretch>
@@ -17508,9 +17710,9 @@
         </w:tc>
       </w:tr>
     </w:tbl>
+    <w:bookmarkEnd w:id="149"/>
     <w:bookmarkEnd w:id="150"/>
-    <w:bookmarkEnd w:id="151"/>
-    <w:bookmarkStart w:id="164" w:name="sec-joint"/>
+    <w:bookmarkStart w:id="163" w:name="sec-joint"/>
     <w:p>
       <w:pPr>
         <w:pStyle w:val="Heading3"/>
@@ -17680,7 +17882,7 @@
         <w:t xml:space="preserve">from the posterior, in one model rather than two.</w:t>
       </w:r>
     </w:p>
-    <w:bookmarkStart w:id="156" w:name="sec-joint-spec"/>
+    <w:bookmarkStart w:id="155" w:name="sec-joint-spec"/>
     <w:p>
       <w:pPr>
         <w:pStyle w:val="Heading4"/>
@@ -17736,7 +17938,7 @@
       <w:pPr>
         <w:pStyle w:val="BodyText"/>
       </w:pPr>
-      <w:bookmarkStart w:id="152" w:name="eq-supp-4pl"/>
+      <w:bookmarkStart w:id="151" w:name="eq-supp-4pl"/>
       <m:oMathPara>
         <m:oMathParaPr>
           <m:jc m:val="center"/>
@@ -17934,7 +18136,7 @@
           </m:d>
         </m:oMath>
       </m:oMathPara>
-      <w:bookmarkEnd w:id="152"/>
+      <w:bookmarkEnd w:id="151"/>
     </w:p>
     <w:p>
       <w:pPr>
@@ -18109,7 +18311,7 @@
       <w:pPr>
         <w:pStyle w:val="BodyText"/>
       </w:pPr>
-      <w:bookmarkStart w:id="153" w:name="eq-supp-mid-temp"/>
+      <w:bookmarkStart w:id="152" w:name="eq-supp-mid-temp"/>
       <m:oMathPara>
         <m:oMathParaPr>
           <m:jc m:val="center"/>
@@ -18244,7 +18446,7 @@
           </m:d>
         </m:oMath>
       </m:oMathPara>
-      <w:bookmarkEnd w:id="153"/>
+      <w:bookmarkEnd w:id="152"/>
     </w:p>
     <w:p>
       <w:pPr>
@@ -19741,18 +19943,18 @@
                 <wp:inline>
                   <wp:extent cx="152400" cy="152400"/>
                   <wp:effectExtent b="0" l="0" r="0" t="0"/>
-                  <wp:docPr descr="" title="" id="154" name="Picture"/>
+                  <wp:docPr descr="" title="" id="153" name="Picture"/>
                   <a:graphic>
                     <a:graphicData uri="http://schemas.openxmlformats.org/drawingml/2006/picture">
                       <pic:pic>
                         <pic:nvPicPr>
-                          <pic:cNvPr descr="/Applications/quarto/share/formats/docx/important.png" id="155" name="Picture"/>
+                          <pic:cNvPr descr="/Applications/quarto/share/formats/docx/important.png" id="154" name="Picture"/>
                           <pic:cNvPicPr>
                             <a:picLocks noChangeArrowheads="1" noChangeAspect="1"/>
                           </pic:cNvPicPr>
                         </pic:nvPicPr>
                         <pic:blipFill>
-                          <a:blip r:embed="rId147"/>
+                          <a:blip r:embed="rId146"/>
                           <a:stretch>
                             <a:fillRect/>
                           </a:stretch>
@@ -19856,8 +20058,8 @@
         </w:tc>
       </w:tr>
     </w:tbl>
-    <w:bookmarkEnd w:id="156"/>
-    <w:bookmarkStart w:id="157" w:name="sec-joint-fit"/>
+    <w:bookmarkEnd w:id="155"/>
+    <w:bookmarkStart w:id="156" w:name="sec-joint-fit"/>
     <w:p>
       <w:pPr>
         <w:pStyle w:val="Heading4"/>
@@ -20585,8 +20787,8 @@
         <w:t xml:space="preserve">R2 0.9263016 0.00105021 0.9238746 0.9280369</w:t>
       </w:r>
     </w:p>
-    <w:bookmarkEnd w:id="157"/>
-    <w:bookmarkStart w:id="163" w:name="sec-joint-recovery"/>
+    <w:bookmarkEnd w:id="156"/>
+    <w:bookmarkStart w:id="162" w:name="sec-joint-recovery"/>
     <w:p>
       <w:pPr>
         <w:pStyle w:val="Heading4"/>
@@ -20627,7 +20829,7 @@
       <w:tr>
         <w:tc>
           <w:tcPr/>
-          <w:bookmarkStart w:id="158" w:name="tbl-recovery"/>
+          <w:bookmarkStart w:id="157" w:name="tbl-recovery"/>
           <w:p>
             <w:pPr>
               <w:jc w:val="center"/>
@@ -21250,7 +21452,7 @@
               </w:tc>
             </w:tr>
           </w:tbl>
-          <w:bookmarkEnd w:id="158"/>
+          <w:bookmarkEnd w:id="157"/>
           <w:p/>
         </w:tc>
       </w:tr>
@@ -21287,7 +21489,7 @@
       <w:tr>
         <w:tc>
           <w:tcPr/>
-          <w:bookmarkStart w:id="162" w:name="fig-recovery-fit"/>
+          <w:bookmarkStart w:id="161" w:name="fig-recovery-fit"/>
           <w:p>
             <w:pPr>
               <w:jc w:val="center"/>
@@ -21297,18 +21499,18 @@
                 <wp:inline>
                   <wp:extent cx="5943600" cy="3714750"/>
                   <wp:effectExtent b="0" l="0" r="0" t="0"/>
-                  <wp:docPr descr="" title="" id="160" name="Picture"/>
+                  <wp:docPr descr="" title="" id="159" name="Picture"/>
                   <a:graphic>
                     <a:graphicData uri="http://schemas.openxmlformats.org/drawingml/2006/picture">
                       <pic:pic>
                         <pic:nvPicPr>
-                          <pic:cNvPr descr="ms_supp_files/figure-docx/plot-recovery-fit-1.png" id="161" name="Picture"/>
+                          <pic:cNvPr descr="ms_supp_files/figure-docx/plot-recovery-fit-1.png" id="160" name="Picture"/>
                           <pic:cNvPicPr>
                             <a:picLocks noChangeArrowheads="1" noChangeAspect="1"/>
                           </pic:cNvPicPr>
                         </pic:nvPicPr>
                         <pic:blipFill>
-                          <a:blip r:embed="rId159"/>
+                          <a:blip r:embed="rId158"/>
                           <a:stretch>
                             <a:fillRect/>
                           </a:stretch>
@@ -21348,13 +21550,13 @@
               <w:t xml:space="preserve">Figure 3: Posterior fitted 4PL curves (solid lines, with shaded 95% credible bands) overlaid on the simulated binomial data (points). One panel-coloured line per assay temperature. Where the fitted curves track the simulated proportions across all five temperatures, the model has recovered the underlying dose-response surface.</w:t>
             </w:r>
           </w:p>
-          <w:bookmarkEnd w:id="162"/>
+          <w:bookmarkEnd w:id="161"/>
         </w:tc>
       </w:tr>
     </w:tbl>
+    <w:bookmarkEnd w:id="162"/>
     <w:bookmarkEnd w:id="163"/>
-    <w:bookmarkEnd w:id="164"/>
-    <w:bookmarkStart w:id="174" w:name="sec-joint-derive"/>
+    <w:bookmarkStart w:id="173" w:name="sec-joint-derive"/>
     <w:p>
       <w:pPr>
         <w:pStyle w:val="Heading3"/>
@@ -21596,7 +21798,7 @@
         <w:t xml:space="preserve">through the same closed-form expressions used to derive the simulation truth in Step 1.</w:t>
       </w:r>
     </w:p>
-    <w:bookmarkStart w:id="165" w:name="annotated-cell-11"/>
+    <w:bookmarkStart w:id="164" w:name="annotated-cell-11"/>
     <w:p>
       <w:pPr>
         <w:pStyle w:val="SourceCode"/>
@@ -22145,7 +22347,7 @@
         <w:t xml:space="preserve">(fit_bb)</w:t>
       </w:r>
     </w:p>
-    <w:bookmarkEnd w:id="165"/>
+    <w:bookmarkEnd w:id="164"/>
     <w:p>
       <w:pPr>
         <w:pStyle w:val="DefinitionTerm"/>
@@ -22661,7 +22863,7 @@
       <w:tr>
         <w:tc>
           <w:tcPr/>
-          <w:bookmarkStart w:id="166" w:name="tbl-tls-recovery"/>
+          <w:bookmarkStart w:id="165" w:name="tbl-tls-recovery"/>
           <w:p>
             <w:pPr>
               <w:jc w:val="center"/>
@@ -23039,7 +23241,7 @@
               </w:tc>
             </w:tr>
           </w:tbl>
-          <w:bookmarkEnd w:id="166"/>
+          <w:bookmarkEnd w:id="165"/>
           <w:p/>
         </w:tc>
       </w:tr>
@@ -23065,7 +23267,7 @@
       <w:tr>
         <w:tc>
           <w:tcPr/>
-          <w:bookmarkStart w:id="170" w:name="fig-tls-recovery"/>
+          <w:bookmarkStart w:id="169" w:name="fig-tls-recovery"/>
           <w:p>
             <w:pPr>
               <w:jc w:val="center"/>
@@ -23075,18 +23277,18 @@
                 <wp:inline>
                   <wp:extent cx="5943600" cy="2971800"/>
                   <wp:effectExtent b="0" l="0" r="0" t="0"/>
-                  <wp:docPr descr="" title="" id="168" name="Picture"/>
+                  <wp:docPr descr="" title="" id="167" name="Picture"/>
                   <a:graphic>
                     <a:graphicData uri="http://schemas.openxmlformats.org/drawingml/2006/picture">
                       <pic:pic>
                         <pic:nvPicPr>
-                          <pic:cNvPr descr="ms_supp_files/figure-docx/plot-tls-recovery-1.png" id="169" name="Picture"/>
+                          <pic:cNvPr descr="ms_supp_files/figure-docx/plot-tls-recovery-1.png" id="168" name="Picture"/>
                           <pic:cNvPicPr>
                             <a:picLocks noChangeArrowheads="1" noChangeAspect="1"/>
                           </pic:cNvPicPr>
                         </pic:nvPicPr>
                         <pic:blipFill>
-                          <a:blip r:embed="rId167"/>
+                          <a:blip r:embed="rId166"/>
                           <a:stretch>
                             <a:fillRect/>
                           </a:stretch>
@@ -23181,7 +23383,7 @@
               <w:t xml:space="preserve">from the binomial fit (blue) and beta-binomial fit (orange). Vertical dashed lines mark the simulation truth. Both posteriors are tightly concentrated around the truth, illustrating that the joint Bayesian fit recovers the classical TLS quantities with calibrated uncertainty without any additional regression step.</w:t>
             </w:r>
           </w:p>
-          <w:bookmarkEnd w:id="170"/>
+          <w:bookmarkEnd w:id="169"/>
         </w:tc>
       </w:tr>
     </w:tbl>
@@ -25387,7 +25589,7 @@
       <w:tr>
         <w:tc>
           <w:tcPr/>
-          <w:bookmarkStart w:id="171" w:name="tbl-uncert-z-ct"/>
+          <w:bookmarkStart w:id="170" w:name="tbl-uncert-z-ct"/>
           <w:p>
             <w:pPr>
               <w:jc w:val="center"/>
@@ -25912,7 +26114,7 @@
               </w:tc>
             </w:tr>
           </w:tbl>
-          <w:bookmarkEnd w:id="171"/>
+          <w:bookmarkEnd w:id="170"/>
           <w:p/>
         </w:tc>
       </w:tr>
@@ -26174,18 +26376,18 @@
                 <wp:inline>
                   <wp:extent cx="152400" cy="152400"/>
                   <wp:effectExtent b="0" l="0" r="0" t="0"/>
-                  <wp:docPr descr="" title="" id="172" name="Picture"/>
+                  <wp:docPr descr="" title="" id="171" name="Picture"/>
                   <a:graphic>
                     <a:graphicData uri="http://schemas.openxmlformats.org/drawingml/2006/picture">
                       <pic:pic>
                         <pic:nvPicPr>
-                          <pic:cNvPr descr="/Applications/quarto/share/formats/docx/important.png" id="173" name="Picture"/>
+                          <pic:cNvPr descr="/Applications/quarto/share/formats/docx/important.png" id="172" name="Picture"/>
                           <pic:cNvPicPr>
                             <a:picLocks noChangeArrowheads="1" noChangeAspect="1"/>
                           </pic:cNvPicPr>
                         </pic:nvPicPr>
                         <pic:blipFill>
-                          <a:blip r:embed="rId147"/>
+                          <a:blip r:embed="rId146"/>
                           <a:stretch>
                             <a:fillRect/>
                           </a:stretch>
@@ -26248,8 +26450,8 @@
         </w:tc>
       </w:tr>
     </w:tbl>
-    <w:bookmarkEnd w:id="174"/>
-    <w:bookmarkStart w:id="177" w:name="sec-compare"/>
+    <w:bookmarkEnd w:id="173"/>
+    <w:bookmarkStart w:id="176" w:name="sec-compare"/>
     <w:p>
       <w:pPr>
         <w:pStyle w:val="Heading3"/>
@@ -26268,7 +26470,7 @@
         <w:t xml:space="preserve">Comparing the two pipelines</w:t>
       </w:r>
     </w:p>
-    <w:bookmarkStart w:id="176" w:name="sec-compare-table"/>
+    <w:bookmarkStart w:id="175" w:name="sec-compare-table"/>
     <w:p>
       <w:pPr>
         <w:pStyle w:val="Heading4"/>
@@ -26309,7 +26511,7 @@
       <w:tr>
         <w:tc>
           <w:tcPr/>
-          <w:bookmarkStart w:id="175" w:name="tbl-twostage-compare"/>
+          <w:bookmarkStart w:id="174" w:name="tbl-twostage-compare"/>
           <w:p>
             <w:pPr>
               <w:jc w:val="center"/>
@@ -26616,7 +26818,7 @@
               </w:tc>
             </w:tr>
           </w:tbl>
-          <w:bookmarkEnd w:id="175"/>
+          <w:bookmarkEnd w:id="174"/>
           <w:p/>
         </w:tc>
       </w:tr>
@@ -26703,9 +26905,9 @@
         <w:t xml:space="preserve">in disagreement with the field’s existing point estimates, it reproduces them.</w:t>
       </w:r>
     </w:p>
+    <w:bookmarkEnd w:id="175"/>
     <w:bookmarkEnd w:id="176"/>
-    <w:bookmarkEnd w:id="177"/>
-    <w:bookmarkStart w:id="186" w:name="sec-joint-extend"/>
+    <w:bookmarkStart w:id="185" w:name="sec-joint-extend"/>
     <w:p>
       <w:pPr>
         <w:pStyle w:val="Heading3"/>
@@ -27165,7 +27367,7 @@
       <w:pPr>
         <w:pStyle w:val="BodyText"/>
       </w:pPr>
-      <w:bookmarkStart w:id="178" w:name="eq-lt50-tvarying"/>
+      <w:bookmarkStart w:id="177" w:name="eq-lt50-tvarying"/>
       <m:oMathPara>
         <m:oMathParaPr>
           <m:jc m:val="center"/>
@@ -27415,7 +27617,7 @@
           </m:d>
         </m:oMath>
       </m:oMathPara>
-      <w:bookmarkEnd w:id="178"/>
+      <w:bookmarkEnd w:id="177"/>
     </w:p>
     <w:p>
       <w:pPr>
@@ -28263,7 +28465,7 @@
         <w:t xml:space="preserve">. The output is the same kind of posterior we already have, just produced numerically rather than algebraically.</w:t>
       </w:r>
     </w:p>
-    <w:bookmarkStart w:id="179" w:name="sec-joint-extend-recipe"/>
+    <w:bookmarkStart w:id="178" w:name="sec-joint-extend-recipe"/>
     <w:p>
       <w:pPr>
         <w:pStyle w:val="Heading4"/>
@@ -30935,8 +31137,8 @@
         <w:t xml:space="preserve">.</w:t>
       </w:r>
     </w:p>
-    <w:bookmarkEnd w:id="179"/>
-    <w:bookmarkStart w:id="185" w:name="sec-joint-extend-example"/>
+    <w:bookmarkEnd w:id="178"/>
+    <w:bookmarkStart w:id="184" w:name="sec-joint-extend-example"/>
     <w:p>
       <w:pPr>
         <w:pStyle w:val="Heading4"/>
@@ -32854,7 +33056,7 @@
       <w:tr>
         <w:tc>
           <w:tcPr/>
-          <w:bookmarkStart w:id="183" w:name="fig-true-surface-ext"/>
+          <w:bookmarkStart w:id="182" w:name="fig-true-surface-ext"/>
           <w:p>
             <w:pPr>
               <w:jc w:val="center"/>
@@ -32864,18 +33066,18 @@
                 <wp:inline>
                   <wp:extent cx="5943600" cy="3714750"/>
                   <wp:effectExtent b="0" l="0" r="0" t="0"/>
-                  <wp:docPr descr="" title="" id="181" name="Picture"/>
+                  <wp:docPr descr="" title="" id="180" name="Picture"/>
                   <a:graphic>
                     <a:graphicData uri="http://schemas.openxmlformats.org/drawingml/2006/picture">
                       <pic:pic>
                         <pic:nvPicPr>
-                          <pic:cNvPr descr="ms_supp_files/figure-docx/plot-true-surface-ext-1.png" id="182" name="Picture"/>
+                          <pic:cNvPr descr="ms_supp_files/figure-docx/plot-true-surface-ext-1.png" id="181" name="Picture"/>
                           <pic:cNvPicPr>
                             <a:picLocks noChangeArrowheads="1" noChangeAspect="1"/>
                           </pic:cNvPicPr>
                         </pic:nvPicPr>
                         <pic:blipFill>
-                          <a:blip r:embed="rId180"/>
+                          <a:blip r:embed="rId179"/>
                           <a:stretch>
                             <a:fillRect/>
                           </a:stretch>
@@ -32943,7 +33145,7 @@
               <w:t xml:space="preserve">falls linearly with assay temperature, overlaid on the simulated beta-binomial counts (points). One coloured curve and a corresponding cloud of points per assay temperature; the horizontal dashed line marks 50% survival.</w:t>
             </w:r>
           </w:p>
-          <w:bookmarkEnd w:id="183"/>
+          <w:bookmarkEnd w:id="182"/>
         </w:tc>
       </w:tr>
     </w:tbl>
@@ -35810,7 +36012,7 @@
       <w:tr>
         <w:tc>
           <w:tcPr/>
-          <w:bookmarkStart w:id="184" w:name="tbl-ext-recovery"/>
+          <w:bookmarkStart w:id="183" w:name="tbl-ext-recovery"/>
           <w:p>
             <w:pPr>
               <w:jc w:val="center"/>
@@ -37524,7 +37726,7 @@
               </w:tc>
             </w:tr>
           </w:tbl>
-          <w:bookmarkEnd w:id="184"/>
+          <w:bookmarkEnd w:id="183"/>
           <w:p/>
         </w:tc>
       </w:tr>
@@ -40605,9 +40807,9 @@
         <w:t xml:space="preserve">curve would have more variation across temperatures and the two summaries would diverge more.</w:t>
       </w:r>
     </w:p>
+    <w:bookmarkEnd w:id="184"/>
     <w:bookmarkEnd w:id="185"/>
-    <w:bookmarkEnd w:id="186"/>
-    <w:bookmarkStart w:id="202" w:name="Xe7aa7dad2263dcc53896638c26df8fa36c3ac15"/>
+    <w:bookmarkStart w:id="201" w:name="Xe7aa7dad2263dcc53896638c26df8fa36c3ac15"/>
     <w:p>
       <w:pPr>
         <w:pStyle w:val="Heading3"/>
@@ -41007,7 +41209,7 @@
         <w:t xml:space="preserve">.</w:t>
       </w:r>
     </w:p>
-    <w:bookmarkStart w:id="191" w:name="X2565bbe8bf2ef4bf1ac0b43de14fb322f1e6d4c"/>
+    <w:bookmarkStart w:id="190" w:name="X2565bbe8bf2ef4bf1ac0b43de14fb322f1e6d4c"/>
     <w:p>
       <w:pPr>
         <w:pStyle w:val="Heading4"/>
@@ -41571,7 +41773,7 @@
       <w:tr>
         <w:tc>
           <w:tcPr/>
-          <w:bookmarkStart w:id="190" w:name="fig-hi-trace"/>
+          <w:bookmarkStart w:id="189" w:name="fig-hi-trace"/>
           <w:p>
             <w:pPr>
               <w:jc w:val="center"/>
@@ -41581,18 +41783,18 @@
                 <wp:inline>
                   <wp:extent cx="5943600" cy="2122714"/>
                   <wp:effectExtent b="0" l="0" r="0" t="0"/>
-                  <wp:docPr descr="" title="" id="188" name="Picture"/>
+                  <wp:docPr descr="" title="" id="187" name="Picture"/>
                   <a:graphic>
                     <a:graphicData uri="http://schemas.openxmlformats.org/drawingml/2006/picture">
                       <pic:pic>
                         <pic:nvPicPr>
-                          <pic:cNvPr descr="ms_supp_files/figure-docx/plot-hi-trace-1.png" id="189" name="Picture"/>
+                          <pic:cNvPr descr="ms_supp_files/figure-docx/plot-hi-trace-1.png" id="188" name="Picture"/>
                           <pic:cNvPicPr>
                             <a:picLocks noChangeArrowheads="1" noChangeAspect="1"/>
                           </pic:cNvPicPr>
                         </pic:nvPicPr>
                         <pic:blipFill>
-                          <a:blip r:embed="rId187"/>
+                          <a:blip r:embed="rId186"/>
                           <a:stretch>
                             <a:fillRect/>
                           </a:stretch>
@@ -41717,12 +41919,12 @@
               <w:t xml:space="preserve">°C — well above the daily peaks, so accumulation is sub-lethal and gradual.</w:t>
             </w:r>
           </w:p>
-          <w:bookmarkEnd w:id="190"/>
+          <w:bookmarkEnd w:id="189"/>
         </w:tc>
       </w:tr>
     </w:tbl>
-    <w:bookmarkEnd w:id="191"/>
-    <w:bookmarkStart w:id="196" w:name="Xe6877a6f5dc983cb0dd5eab502e7dafa22c855c"/>
+    <w:bookmarkEnd w:id="190"/>
+    <w:bookmarkStart w:id="195" w:name="Xe6877a6f5dc983cb0dd5eab502e7dafa22c855c"/>
     <w:p>
       <w:pPr>
         <w:pStyle w:val="Heading4"/>
@@ -43073,7 +43275,7 @@
       <w:tr>
         <w:tc>
           <w:tcPr/>
-          <w:bookmarkStart w:id="195" w:name="fig-hi-accumulation"/>
+          <w:bookmarkStart w:id="194" w:name="fig-hi-accumulation"/>
           <w:p>
             <w:pPr>
               <w:jc w:val="center"/>
@@ -43083,18 +43285,18 @@
                 <wp:inline>
                   <wp:extent cx="5943600" cy="2971800"/>
                   <wp:effectExtent b="0" l="0" r="0" t="0"/>
-                  <wp:docPr descr="" title="" id="193" name="Picture"/>
+                  <wp:docPr descr="" title="" id="192" name="Picture"/>
                   <a:graphic>
                     <a:graphicData uri="http://schemas.openxmlformats.org/drawingml/2006/picture">
                       <pic:pic>
                         <pic:nvPicPr>
-                          <pic:cNvPr descr="ms_supp_files/figure-docx/plot-hi-accumulation-1.png" id="194" name="Picture"/>
+                          <pic:cNvPr descr="ms_supp_files/figure-docx/plot-hi-accumulation-1.png" id="193" name="Picture"/>
                           <pic:cNvPicPr>
                             <a:picLocks noChangeArrowheads="1" noChangeAspect="1"/>
                           </pic:cNvPicPr>
                         </pic:nvPicPr>
                         <pic:blipFill>
-                          <a:blip r:embed="rId192"/>
+                          <a:blip r:embed="rId191"/>
                           <a:stretch>
                             <a:fillRect/>
                           </a:stretch>
@@ -43264,7 +43466,7 @@
               <w:t xml:space="preserve">), which the population is predicted to cross by day 3.</w:t>
             </w:r>
           </w:p>
-          <w:bookmarkEnd w:id="195"/>
+          <w:bookmarkEnd w:id="194"/>
         </w:tc>
       </w:tr>
     </w:tbl>
@@ -43293,8 +43495,8 @@
         <w:t xml:space="preserve">the lethal dose under this exposure.</w:t>
       </w:r>
     </w:p>
-    <w:bookmarkEnd w:id="196"/>
-    <w:bookmarkStart w:id="201" w:name="Xb3b11273ea892ff4aeb7c2ae041ff3fdc5de6b0"/>
+    <w:bookmarkEnd w:id="195"/>
+    <w:bookmarkStart w:id="200" w:name="Xb3b11273ea892ff4aeb7c2ae041ff3fdc5de6b0"/>
     <w:p>
       <w:pPr>
         <w:pStyle w:val="Heading4"/>
@@ -44391,7 +44593,7 @@
       <w:tr>
         <w:tc>
           <w:tcPr/>
-          <w:bookmarkStart w:id="200" w:name="fig-survival-pred"/>
+          <w:bookmarkStart w:id="199" w:name="fig-survival-pred"/>
           <w:p>
             <w:pPr>
               <w:jc w:val="center"/>
@@ -44401,18 +44603,18 @@
                 <wp:inline>
                   <wp:extent cx="5943600" cy="2971800"/>
                   <wp:effectExtent b="0" l="0" r="0" t="0"/>
-                  <wp:docPr descr="" title="" id="198" name="Picture"/>
+                  <wp:docPr descr="" title="" id="197" name="Picture"/>
                   <a:graphic>
                     <a:graphicData uri="http://schemas.openxmlformats.org/drawingml/2006/picture">
                       <pic:pic>
                         <pic:nvPicPr>
-                          <pic:cNvPr descr="ms_supp_files/figure-docx/plot-s-pred-1.png" id="199" name="Picture"/>
+                          <pic:cNvPr descr="ms_supp_files/figure-docx/plot-s-pred-1.png" id="198" name="Picture"/>
                           <pic:cNvPicPr>
                             <a:picLocks noChangeArrowheads="1" noChangeAspect="1"/>
                           </pic:cNvPicPr>
                         </pic:nvPicPr>
                         <pic:blipFill>
-                          <a:blip r:embed="rId197"/>
+                          <a:blip r:embed="rId196"/>
                           <a:stretch>
                             <a:fillRect/>
                           </a:stretch>
@@ -44545,7 +44747,7 @@
               <w:t xml:space="preserve">; shaded band is the 95% credible interval. The dashed line marks 50% survival, the threshold the HI integral compresses into a single crossing time.</w:t>
             </w:r>
           </w:p>
-          <w:bookmarkEnd w:id="200"/>
+          <w:bookmarkEnd w:id="199"/>
         </w:tc>
       </w:tr>
     </w:tbl>
@@ -44703,10 +44905,10 @@
         <w:t xml:space="preserve">.</w:t>
       </w:r>
     </w:p>
+    <w:bookmarkEnd w:id="200"/>
     <w:bookmarkEnd w:id="201"/>
     <w:bookmarkEnd w:id="202"/>
-    <w:bookmarkEnd w:id="203"/>
-    <w:bookmarkStart w:id="241" w:name="references-1"/>
+    <w:bookmarkStart w:id="240" w:name="references-1"/>
     <w:p>
       <w:pPr>
         <w:pStyle w:val="Heading1"/>
@@ -44722,8 +44924,8 @@
         <w:t xml:space="preserve">References</w:t>
       </w:r>
     </w:p>
-    <w:bookmarkStart w:id="240" w:name="refs"/>
-    <w:bookmarkStart w:id="204" w:name="ref-arnold_thermal_2025"/>
+    <w:bookmarkStart w:id="239" w:name="refs"/>
+    <w:bookmarkStart w:id="203" w:name="ref-arnold_thermal_2025"/>
     <w:p>
       <w:pPr>
         <w:pStyle w:val="Bibliography"/>
@@ -44772,8 +44974,8 @@
         <w:t xml:space="preserve">, 31, e70315.</w:t>
       </w:r>
     </w:p>
-    <w:bookmarkEnd w:id="204"/>
-    <w:bookmarkStart w:id="205" w:name="ref-bolker_ecologicalmodels_2008"/>
+    <w:bookmarkEnd w:id="203"/>
+    <w:bookmarkStart w:id="204" w:name="ref-bolker_ecologicalmodels_2008"/>
     <w:p>
       <w:pPr>
         <w:pStyle w:val="Bibliography"/>
@@ -44809,8 +45011,8 @@
         <w:t xml:space="preserve">. Princeton University Press, Princeton, NJ.</w:t>
       </w:r>
     </w:p>
-    <w:bookmarkEnd w:id="205"/>
-    <w:bookmarkStart w:id="206" w:name="ref-buckley_damage_2025"/>
+    <w:bookmarkEnd w:id="204"/>
+    <w:bookmarkStart w:id="205" w:name="ref-buckley_damage_2025"/>
     <w:p>
       <w:pPr>
         <w:pStyle w:val="Bibliography"/>
@@ -44846,8 +45048,8 @@
         <w:t xml:space="preserve">, 65, 1061–1075.</w:t>
       </w:r>
     </w:p>
-    <w:bookmarkEnd w:id="206"/>
-    <w:bookmarkStart w:id="207" w:name="ref-burke_ipd_2017"/>
+    <w:bookmarkEnd w:id="205"/>
+    <w:bookmarkStart w:id="206" w:name="ref-burke_ipd_2017"/>
     <w:p>
       <w:pPr>
         <w:pStyle w:val="Bibliography"/>
@@ -44883,8 +45085,8 @@
         <w:t xml:space="preserve">, 36, 855–875.</w:t>
       </w:r>
     </w:p>
-    <w:bookmarkEnd w:id="207"/>
-    <w:bookmarkStart w:id="208" w:name="ref-burkner_brms_2017"/>
+    <w:bookmarkEnd w:id="206"/>
+    <w:bookmarkStart w:id="207" w:name="ref-burkner_brms_2017"/>
     <w:p>
       <w:pPr>
         <w:pStyle w:val="Bibliography"/>
@@ -44986,8 +45188,8 @@
         <w:t xml:space="preserve">, 80, 1–28.</w:t>
       </w:r>
     </w:p>
-    <w:bookmarkEnd w:id="208"/>
-    <w:bookmarkStart w:id="209" w:name="ref-carroll_measurement_2006"/>
+    <w:bookmarkEnd w:id="207"/>
+    <w:bookmarkStart w:id="208" w:name="ref-carroll_measurement_2006"/>
     <w:p>
       <w:pPr>
         <w:pStyle w:val="Bibliography"/>
@@ -45021,8 +45223,8 @@
         <w:t xml:space="preserve">.</w:t>
       </w:r>
     </w:p>
-    <w:bookmarkEnd w:id="209"/>
-    <w:bookmarkStart w:id="210" w:name="ref-deutsch_latitude_2008"/>
+    <w:bookmarkEnd w:id="208"/>
+    <w:bookmarkStart w:id="209" w:name="ref-deutsch_latitude_2008"/>
     <w:p>
       <w:pPr>
         <w:pStyle w:val="Bibliography"/>
@@ -45071,8 +45273,8 @@
         <w:t xml:space="preserve">, 105, 6668–6672.</w:t>
       </w:r>
     </w:p>
-    <w:bookmarkEnd w:id="210"/>
-    <w:bookmarkStart w:id="211" w:name="ref-gelman_priors_2006"/>
+    <w:bookmarkEnd w:id="209"/>
+    <w:bookmarkStart w:id="210" w:name="ref-gelman_priors_2006"/>
     <w:p>
       <w:pPr>
         <w:pStyle w:val="Bibliography"/>
@@ -45150,8 +45352,8 @@
         <w:t xml:space="preserve">, 1, 515–534.</w:t>
       </w:r>
     </w:p>
-    <w:bookmarkEnd w:id="211"/>
-    <w:bookmarkStart w:id="212" w:name="ref-harrison_olre_2014"/>
+    <w:bookmarkEnd w:id="210"/>
+    <w:bookmarkStart w:id="211" w:name="ref-harrison_olre_2014"/>
     <w:p>
       <w:pPr>
         <w:pStyle w:val="Bibliography"/>
@@ -45187,8 +45389,8 @@
         <w:t xml:space="preserve">, 2, e616.</w:t>
       </w:r>
     </w:p>
-    <w:bookmarkEnd w:id="212"/>
-    <w:bookmarkStart w:id="213" w:name="ref-harrison_mixed_2018"/>
+    <w:bookmarkEnd w:id="211"/>
+    <w:bookmarkStart w:id="212" w:name="ref-harrison_mixed_2018"/>
     <w:p>
       <w:pPr>
         <w:pStyle w:val="Bibliography"/>
@@ -45237,8 +45439,8 @@
         <w:t xml:space="preserve">, 6, e4794.</w:t>
       </w:r>
     </w:p>
-    <w:bookmarkEnd w:id="213"/>
-    <w:bookmarkStart w:id="214" w:name="ref-jorgensen_drosophila_2019"/>
+    <w:bookmarkEnd w:id="212"/>
+    <w:bookmarkStart w:id="213" w:name="ref-jorgensen_drosophila_2019"/>
     <w:p>
       <w:pPr>
         <w:pStyle w:val="Bibliography"/>
@@ -45298,8 +45500,8 @@
         <w:t xml:space="preserve">, 33, 629–642.</w:t>
       </w:r>
     </w:p>
-    <w:bookmarkEnd w:id="214"/>
-    <w:bookmarkStart w:id="215" w:name="ref-jorgensen_unifying_2021"/>
+    <w:bookmarkEnd w:id="213"/>
+    <w:bookmarkStart w:id="214" w:name="ref-jorgensen_unifying_2021"/>
     <w:p>
       <w:pPr>
         <w:pStyle w:val="Bibliography"/>
@@ -45335,8 +45537,8 @@
         <w:t xml:space="preserve">, 11, 12840.</w:t>
       </w:r>
     </w:p>
-    <w:bookmarkEnd w:id="215"/>
-    <w:bookmarkStart w:id="216" w:name="ref-jorgensen_nature_2022"/>
+    <w:bookmarkEnd w:id="214"/>
+    <w:bookmarkStart w:id="215" w:name="ref-jorgensen_nature_2022"/>
     <w:p>
       <w:pPr>
         <w:pStyle w:val="Bibliography"/>
@@ -45372,8 +45574,8 @@
         <w:t xml:space="preserve">, 611, 93–98.</w:t>
       </w:r>
     </w:p>
-    <w:bookmarkEnd w:id="216"/>
-    <w:bookmarkStart w:id="217" w:name="ref-kingsolver_umbanhowar_2018"/>
+    <w:bookmarkEnd w:id="215"/>
+    <w:bookmarkStart w:id="216" w:name="ref-kingsolver_umbanhowar_2018"/>
     <w:p>
       <w:pPr>
         <w:pStyle w:val="Bibliography"/>
@@ -45409,8 +45611,8 @@
         <w:t xml:space="preserve">, 221, jeb167858.</w:t>
       </w:r>
     </w:p>
-    <w:bookmarkEnd w:id="217"/>
-    <w:bookmarkStart w:id="218" w:name="ref-li2023"/>
+    <w:bookmarkEnd w:id="216"/>
+    <w:bookmarkStart w:id="217" w:name="ref-li2023"/>
     <w:p>
       <w:pPr>
         <w:pStyle w:val="Bibliography"/>
@@ -45459,8 +45661,8 @@
         <w:t xml:space="preserve">, 114, 103583.</w:t>
       </w:r>
     </w:p>
-    <w:bookmarkEnd w:id="218"/>
-    <w:bookmarkStart w:id="219" w:name="ref-nakagawa_santos_2012"/>
+    <w:bookmarkEnd w:id="217"/>
+    <w:bookmarkStart w:id="218" w:name="ref-nakagawa_santos_2012"/>
     <w:p>
       <w:pPr>
         <w:pStyle w:val="Bibliography"/>
@@ -45496,8 +45698,8 @@
         <w:t xml:space="preserve">, 26, 1253–1274.</w:t>
       </w:r>
     </w:p>
-    <w:bookmarkEnd w:id="219"/>
-    <w:bookmarkStart w:id="220" w:name="ref-nielsen_nlmm_2004"/>
+    <w:bookmarkEnd w:id="218"/>
+    <w:bookmarkStart w:id="219" w:name="ref-nielsen_nlmm_2004"/>
     <w:p>
       <w:pPr>
         <w:pStyle w:val="Bibliography"/>
@@ -45533,8 +45735,8 @@
         <w:t xml:space="preserve">, 18, 30–37.</w:t>
       </w:r>
     </w:p>
-    <w:bookmarkEnd w:id="220"/>
-    <w:bookmarkStart w:id="221" w:name="ref-noble2026"/>
+    <w:bookmarkEnd w:id="219"/>
+    <w:bookmarkStart w:id="220" w:name="ref-noble2026"/>
     <w:p>
       <w:pPr>
         <w:pStyle w:val="Bibliography"/>
@@ -45583,8 +45785,8 @@
         <w:t xml:space="preserve">, 41, 451–464.</w:t>
       </w:r>
     </w:p>
-    <w:bookmarkEnd w:id="221"/>
-    <w:bookmarkStart w:id="222" w:name="ref-orsted_finding_2022"/>
+    <w:bookmarkEnd w:id="220"/>
+    <w:bookmarkStart w:id="221" w:name="ref-orsted_finding_2022"/>
     <w:p>
       <w:pPr>
         <w:pStyle w:val="Bibliography"/>
@@ -45644,8 +45846,8 @@
         <w:t xml:space="preserve">, 225, jeb244514.</w:t>
       </w:r>
     </w:p>
-    <w:bookmarkEnd w:id="222"/>
-    <w:bookmarkStart w:id="223" w:name="ref-orsted_suzukii_2024"/>
+    <w:bookmarkEnd w:id="221"/>
+    <w:bookmarkStart w:id="222" w:name="ref-orsted_suzukii_2024"/>
     <w:p>
       <w:pPr>
         <w:pStyle w:val="Bibliography"/>
@@ -45705,8 +45907,8 @@
         <w:t xml:space="preserve">, 27, e14421.</w:t>
       </w:r>
     </w:p>
-    <w:bookmarkEnd w:id="223"/>
-    <w:bookmarkStart w:id="224" w:name="ref-pinsky_marine_2019"/>
+    <w:bookmarkEnd w:id="222"/>
+    <w:bookmarkStart w:id="223" w:name="ref-pinsky_marine_2019"/>
     <w:p>
       <w:pPr>
         <w:pStyle w:val="Bibliography"/>
@@ -45742,8 +45944,8 @@
         <w:t xml:space="preserve">, 569, 108–111.</w:t>
       </w:r>
     </w:p>
-    <w:bookmarkEnd w:id="224"/>
-    <w:bookmarkStart w:id="225" w:name="ref-pottier_amphibians_2025"/>
+    <w:bookmarkEnd w:id="223"/>
+    <w:bookmarkStart w:id="224" w:name="ref-pottier_amphibians_2025"/>
     <w:p>
       <w:pPr>
         <w:pStyle w:val="Bibliography"/>
@@ -45792,8 +45994,8 @@
         <w:t xml:space="preserve">, 639, 954–961.</w:t>
       </w:r>
     </w:p>
-    <w:bookmarkEnd w:id="225"/>
-    <w:bookmarkStart w:id="226" w:name="ref-rezende_drosophila_mortality_2020"/>
+    <w:bookmarkEnd w:id="224"/>
+    <w:bookmarkStart w:id="225" w:name="ref-rezende_drosophila_mortality_2020"/>
     <w:p>
       <w:pPr>
         <w:pStyle w:val="Bibliography"/>
@@ -45853,8 +46055,8 @@
         <w:t xml:space="preserve">, 369, 1242–1245.</w:t>
       </w:r>
     </w:p>
-    <w:bookmarkEnd w:id="226"/>
-    <w:bookmarkStart w:id="227" w:name="ref-rezende_landscapes_2014"/>
+    <w:bookmarkEnd w:id="225"/>
+    <w:bookmarkStart w:id="226" w:name="ref-rezende_landscapes_2014"/>
     <w:p>
       <w:pPr>
         <w:pStyle w:val="Bibliography"/>
@@ -45890,8 +46092,8 @@
         <w:t xml:space="preserve">, 28, 799–809.</w:t>
       </w:r>
     </w:p>
-    <w:bookmarkEnd w:id="227"/>
-    <w:bookmarkStart w:id="228" w:name="ref-ritz_ecotox_2010"/>
+    <w:bookmarkEnd w:id="226"/>
+    <w:bookmarkStart w:id="227" w:name="ref-ritz_ecotox_2010"/>
     <w:p>
       <w:pPr>
         <w:pStyle w:val="Bibliography"/>
@@ -45927,8 +46129,8 @@
         <w:t xml:space="preserve">, 29, 220–229.</w:t>
       </w:r>
     </w:p>
-    <w:bookmarkEnd w:id="228"/>
-    <w:bookmarkStart w:id="229" w:name="ref-ritz_drc_2015"/>
+    <w:bookmarkEnd w:id="227"/>
+    <w:bookmarkStart w:id="228" w:name="ref-ritz_drc_2015"/>
     <w:p>
       <w:pPr>
         <w:pStyle w:val="Bibliography"/>
@@ -45976,8 +46178,8 @@
         <w:t xml:space="preserve">, 10, e0146021.</w:t>
       </w:r>
     </w:p>
-    <w:bookmarkEnd w:id="229"/>
-    <w:bookmarkStart w:id="230" w:name="ref-ritz_streibig_2008"/>
+    <w:bookmarkEnd w:id="228"/>
+    <w:bookmarkStart w:id="229" w:name="ref-ritz_streibig_2008"/>
     <w:p>
       <w:pPr>
         <w:pStyle w:val="Bibliography"/>
@@ -46018,8 +46220,8 @@
         <w:t xml:space="preserve">. Springer-Verlag, New York.</w:t>
       </w:r>
     </w:p>
-    <w:bookmarkEnd w:id="230"/>
-    <w:bookmarkStart w:id="231" w:name="ref-rudemo_random_1989"/>
+    <w:bookmarkEnd w:id="229"/>
+    <w:bookmarkStart w:id="230" w:name="ref-rudemo_random_1989"/>
     <w:p>
       <w:pPr>
         <w:pStyle w:val="Bibliography"/>
@@ -46055,8 +46257,8 @@
         <w:t xml:space="preserve">, 45, 349–362.</w:t>
       </w:r>
     </w:p>
-    <w:bookmarkEnd w:id="231"/>
-    <w:bookmarkStart w:id="232" w:name="ref-schielzeth_centering_2010"/>
+    <w:bookmarkEnd w:id="230"/>
+    <w:bookmarkStart w:id="231" w:name="ref-schielzeth_centering_2010"/>
     <w:p>
       <w:pPr>
         <w:pStyle w:val="Bibliography"/>
@@ -46092,8 +46294,8 @@
         <w:t xml:space="preserve">, 1, 103–113.</w:t>
       </w:r>
     </w:p>
-    <w:bookmarkEnd w:id="232"/>
-    <w:bookmarkStart w:id="233" w:name="ref-smale_marine_2019"/>
+    <w:bookmarkEnd w:id="231"/>
+    <w:bookmarkStart w:id="232" w:name="ref-smale_marine_2019"/>
     <w:p>
       <w:pPr>
         <w:pStyle w:val="Bibliography"/>
@@ -46142,8 +46344,8 @@
         <w:t xml:space="preserve">, 9, 306–312.</w:t>
       </w:r>
     </w:p>
-    <w:bookmarkEnd w:id="233"/>
-    <w:bookmarkStart w:id="234" w:name="ref-snook_fertility_2026"/>
+    <w:bookmarkEnd w:id="232"/>
+    <w:bookmarkStart w:id="233" w:name="ref-snook_fertility_2026"/>
     <w:p>
       <w:pPr>
         <w:pStyle w:val="Bibliography"/>
@@ -46179,8 +46381,8 @@
         <w:t xml:space="preserve">, 2, 225–241.</w:t>
       </w:r>
     </w:p>
-    <w:bookmarkEnd w:id="234"/>
-    <w:bookmarkStart w:id="235" w:name="ref-sunday_global_2011"/>
+    <w:bookmarkEnd w:id="233"/>
+    <w:bookmarkStart w:id="234" w:name="ref-sunday_global_2011"/>
     <w:p>
       <w:pPr>
         <w:pStyle w:val="Bibliography"/>
@@ -46216,8 +46418,8 @@
         <w:t xml:space="preserve">, 278, 1823–1830.</w:t>
       </w:r>
     </w:p>
-    <w:bookmarkEnd w:id="235"/>
-    <w:bookmarkStart w:id="236" w:name="ref-sunday_redistribution_2012"/>
+    <w:bookmarkEnd w:id="234"/>
+    <w:bookmarkStart w:id="235" w:name="ref-sunday_redistribution_2012"/>
     <w:p>
       <w:pPr>
         <w:pStyle w:val="Bibliography"/>
@@ -46253,8 +46455,8 @@
         <w:t xml:space="preserve">, 2, 686–690.</w:t>
       </w:r>
     </w:p>
-    <w:bookmarkEnd w:id="236"/>
-    <w:bookmarkStart w:id="237" w:name="ref-truebano2018"/>
+    <w:bookmarkEnd w:id="235"/>
+    <w:bookmarkStart w:id="236" w:name="ref-truebano2018"/>
     <w:p>
       <w:pPr>
         <w:pStyle w:val="Bibliography"/>
@@ -46290,8 +46492,8 @@
         <w:t xml:space="preserve">, 221, jeb171629.</w:t>
       </w:r>
     </w:p>
-    <w:bookmarkEnd w:id="237"/>
-    <w:bookmarkStart w:id="238" w:name="ref-villeneuve_dynamic_2024"/>
+    <w:bookmarkEnd w:id="236"/>
+    <w:bookmarkStart w:id="237" w:name="ref-villeneuve_dynamic_2024"/>
     <w:p>
       <w:pPr>
         <w:pStyle w:val="Bibliography"/>
@@ -46327,8 +46529,8 @@
         <w:t xml:space="preserve">, 94, 1515–1527.</w:t>
       </w:r>
     </w:p>
-    <w:bookmarkEnd w:id="238"/>
-    <w:bookmarkStart w:id="239" w:name="ref-wiens_localextinctions_2016"/>
+    <w:bookmarkEnd w:id="237"/>
+    <w:bookmarkStart w:id="238" w:name="ref-wiens_localextinctions_2016"/>
     <w:p>
       <w:pPr>
         <w:pStyle w:val="Bibliography"/>
@@ -46364,10 +46566,10 @@
         <w:t xml:space="preserve">, 14, e2001104.</w:t>
       </w:r>
     </w:p>
+    <w:bookmarkEnd w:id="238"/>
     <w:bookmarkEnd w:id="239"/>
     <w:bookmarkEnd w:id="240"/>
-    <w:bookmarkEnd w:id="241"/>
-    <w:bookmarkStart w:id="242" w:name="session-information"/>
+    <w:bookmarkStart w:id="241" w:name="session-information"/>
     <w:p>
       <w:pPr>
         <w:pStyle w:val="Heading1"/>
@@ -47793,6 +47995,7 @@
         <w:t xml:space="preserve">pkgconfig(v.2.0.3)</w:t>
       </w:r>
     </w:p>
+    <w:bookmarkEnd w:id="241"/>
     <w:bookmarkEnd w:id="242"/>
     <w:sectPr>
       <w:pgSz w:h="15840" w:w="12240"/>
@@ -48160,36 +48363,6 @@
   </w:num>
   <w:num w:numId="1004">
     <w:abstractNumId w:val="991"/>
-  </w:num>
-  <w:num w:numId="1005">
-    <w:abstractNumId w:val="99411"/>
-    <w:lvlOverride w:ilvl="0">
-      <w:startOverride w:val="1"/>
-    </w:lvlOverride>
-    <w:lvlOverride w:ilvl="1">
-      <w:startOverride w:val="1"/>
-    </w:lvlOverride>
-    <w:lvlOverride w:ilvl="2">
-      <w:startOverride w:val="1"/>
-    </w:lvlOverride>
-    <w:lvlOverride w:ilvl="3">
-      <w:startOverride w:val="1"/>
-    </w:lvlOverride>
-    <w:lvlOverride w:ilvl="4">
-      <w:startOverride w:val="1"/>
-    </w:lvlOverride>
-    <w:lvlOverride w:ilvl="5">
-      <w:startOverride w:val="1"/>
-    </w:lvlOverride>
-    <w:lvlOverride w:ilvl="6">
-      <w:startOverride w:val="1"/>
-    </w:lvlOverride>
-    <w:lvlOverride w:ilvl="7">
-      <w:startOverride w:val="1"/>
-    </w:lvlOverride>
-    <w:lvlOverride w:ilvl="8">
-      <w:startOverride w:val="1"/>
-    </w:lvlOverride>
   </w:num>
 </w:numbering>
 </file>
